--- a/docs/evidencias/entrega-word/02-Testing-Backend-Pytest.docx
+++ b/docs/evidencias/entrega-word/02-Testing-Backend-Pytest.docx
@@ -314,7 +314,7 @@
           <w:color w:val="000000"/>
           <w:sz w:val="22"/>
         </w:rPr>
-        <w:t>, la API que gestiona la autenticación, los médicos, las especialidades, los pacientes y las citas médicas del sistema.</w:t>
+        <w:t xml:space="preserve"> (descrito con detalle en la sección 2).</w:t>
       </w:r>
     </w:p>
     <w:p>
@@ -378,25 +378,7 @@
           <w:color w:val="000000"/>
           <w:sz w:val="22"/>
         </w:rPr>
-        <w:t xml:space="preserve">El proyecto completo está publicado en el repositorio de GitHub </w:t>
-      </w:r>
-      <w:r>
-        <w:rPr>
-          <w:b/>
-          <w:i w:val="0"/>
-          <w:color w:val="000000"/>
-          <w:sz w:val="22"/>
-        </w:rPr>
-        <w:t>davidcamilo2005/saludya-hospital-portal</w:t>
-      </w:r>
-      <w:r>
-        <w:rPr>
-          <w:b w:val="0"/>
-          <w:i w:val="0"/>
-          <w:color w:val="000000"/>
-          <w:sz w:val="22"/>
-        </w:rPr>
-        <w:t xml:space="preserve">, y este documento se enfoca exclusivamente en la carpeta </w:t>
+        <w:t xml:space="preserve">Este documento se enfoca exclusivamente en la carpeta </w:t>
       </w:r>
       <w:r>
         <w:rPr>
@@ -414,7 +396,7 @@
           <w:color w:val="000000"/>
           <w:sz w:val="22"/>
         </w:rPr>
-        <w:t xml:space="preserve"> de ese repositorio.</w:t>
+        <w:t xml:space="preserve"> del repositorio del proyecto.</w:t>
       </w:r>
     </w:p>
     <w:p>
@@ -425,7 +407,595 @@
         <w:rPr>
           <w:color w:val="000000"/>
         </w:rPr>
-        <w:t>2. Descripción del software: ¿qué es Pytest?</w:t>
+        <w:t>2. Descripción general del proyecto: SaludYa</w:t>
+      </w:r>
+    </w:p>
+    <w:p>
+      <w:pPr>
+        <w:spacing w:after="160"/>
+      </w:pPr>
+      <w:r>
+        <w:rPr>
+          <w:b w:val="0"/>
+          <w:i w:val="0"/>
+          <w:color w:val="000000"/>
+          <w:sz w:val="22"/>
+        </w:rPr>
+        <w:t>Antes de describir la herramienta específica que cubre este documento, es necesario describir el proyecto sobre el cual se aplica, ya que las pruebas y la contenerización no tienen sentido por sí solas: existen para verificar y desplegar un sistema real.</w:t>
+      </w:r>
+    </w:p>
+    <w:p>
+      <w:pPr>
+        <w:pStyle w:val="Heading2"/>
+      </w:pPr>
+      <w:r>
+        <w:rPr>
+          <w:color w:val="000000"/>
+        </w:rPr>
+        <w:t>2.1 Problema que resuelve</w:t>
+      </w:r>
+    </w:p>
+    <w:p>
+      <w:pPr>
+        <w:spacing w:after="160"/>
+      </w:pPr>
+      <w:r>
+        <w:rPr>
+          <w:b w:val="0"/>
+          <w:i w:val="0"/>
+          <w:color w:val="000000"/>
+          <w:sz w:val="22"/>
+        </w:rPr>
+        <w:t>Actualmente, muchas personas deben acudir físicamente a un hospital únicamente para realizar trámites administrativos sencillos: solicitar una cita, consultarla, cancelarla, o simplemente conocer los horarios y especialidades disponibles. Esto provoca congestión en las instalaciones, filas largas, pérdida de tiempo para el paciente, retrasos en la atención y sobrecarga del personal administrativo — recursos que podrían concentrarse en pacientes que realmente requieren atención presencial.</w:t>
+      </w:r>
+    </w:p>
+    <w:p>
+      <w:pPr>
+        <w:pStyle w:val="Heading2"/>
+      </w:pPr>
+      <w:r>
+        <w:rPr>
+          <w:color w:val="000000"/>
+        </w:rPr>
+        <w:t>2.2 Qué es SaludYa</w:t>
+      </w:r>
+    </w:p>
+    <w:p>
+      <w:pPr>
+        <w:spacing w:after="160"/>
+      </w:pPr>
+      <w:r>
+        <w:rPr>
+          <w:b/>
+          <w:i w:val="0"/>
+          <w:color w:val="000000"/>
+          <w:sz w:val="22"/>
+        </w:rPr>
+        <w:t>SaludYa — Portal Web de Gestión Hospitalaria</w:t>
+      </w:r>
+      <w:r>
+        <w:rPr>
+          <w:b w:val="0"/>
+          <w:i w:val="0"/>
+          <w:color w:val="000000"/>
+          <w:sz w:val="22"/>
+        </w:rPr>
+        <w:t xml:space="preserve"> es un sistema web que digitaliza esos trámites administrativos: permite a un paciente registrarse, iniciar sesión, y agendar, consultar y cancelar sus citas médicas en línea; y permite a un administrador del hospital gestionar médicos, especialidades y el flujo completo de citas desde un panel propio. El sistema aplica reglas reales de negocio de un hospital: horario de atención (7:00 a. m. a 5:00 p. m.), prohibición de citas los domingos, y la imposibilidad de que un mismo médico tenga dos citas activas a la misma fecha y hora.</w:t>
+      </w:r>
+    </w:p>
+    <w:p>
+      <w:pPr>
+        <w:pStyle w:val="Heading2"/>
+      </w:pPr>
+      <w:r>
+        <w:rPr>
+          <w:color w:val="000000"/>
+        </w:rPr>
+        <w:t>2.3 Módulos del sistema</w:t>
+      </w:r>
+    </w:p>
+    <w:tbl>
+      <w:tblPr>
+        <w:tblStyle w:val="TableGrid"/>
+        <w:tblW w:type="auto" w:w="0"/>
+        <w:tblLook w:firstColumn="1" w:firstRow="1" w:lastColumn="0" w:lastRow="0" w:noHBand="0" w:noVBand="1" w:val="04A0"/>
+      </w:tblPr>
+      <w:tblGrid>
+        <w:gridCol w:w="4703"/>
+        <w:gridCol w:w="4703"/>
+      </w:tblGrid>
+      <w:tr>
+        <w:tc>
+          <w:tcPr>
+            <w:tcW w:type="dxa" w:w="4703"/>
+            <w:shd w:val="clear" w:color="auto" w:fill="D9D9D9"/>
+          </w:tcPr>
+          <w:p>
+            <w:r>
+              <w:rPr>
+                <w:b/>
+                <w:color w:val="000000"/>
+                <w:sz w:val="20"/>
+              </w:rPr>
+              <w:t>Módulo</w:t>
+            </w:r>
+          </w:p>
+        </w:tc>
+        <w:tc>
+          <w:tcPr>
+            <w:tcW w:type="dxa" w:w="4703"/>
+            <w:shd w:val="clear" w:color="auto" w:fill="D9D9D9"/>
+          </w:tcPr>
+          <w:p>
+            <w:r>
+              <w:rPr>
+                <w:b/>
+                <w:color w:val="000000"/>
+                <w:sz w:val="20"/>
+              </w:rPr>
+              <w:t>Funcionalidades</w:t>
+            </w:r>
+          </w:p>
+        </w:tc>
+      </w:tr>
+      <w:tr>
+        <w:tc>
+          <w:tcPr>
+            <w:tcW w:type="dxa" w:w="4703"/>
+          </w:tcPr>
+          <w:p>
+            <w:r>
+              <w:rPr>
+                <w:color w:val="000000"/>
+                <w:sz w:val="20"/>
+              </w:rPr>
+              <w:t>Público</w:t>
+            </w:r>
+          </w:p>
+        </w:tc>
+        <w:tc>
+          <w:tcPr>
+            <w:tcW w:type="dxa" w:w="4703"/>
+          </w:tcPr>
+          <w:p>
+            <w:r>
+              <w:rPr>
+                <w:color w:val="000000"/>
+                <w:sz w:val="20"/>
+              </w:rPr>
+              <w:t>Landing institucional, historia/misión/visión, listado de especialidades, listado de médicos, contacto, preguntas frecuentes.</w:t>
+            </w:r>
+          </w:p>
+        </w:tc>
+      </w:tr>
+      <w:tr>
+        <w:tc>
+          <w:tcPr>
+            <w:tcW w:type="dxa" w:w="4703"/>
+          </w:tcPr>
+          <w:p>
+            <w:r>
+              <w:rPr>
+                <w:color w:val="000000"/>
+                <w:sz w:val="20"/>
+              </w:rPr>
+              <w:t>Paciente</w:t>
+            </w:r>
+          </w:p>
+        </w:tc>
+        <w:tc>
+          <w:tcPr>
+            <w:tcW w:type="dxa" w:w="4703"/>
+          </w:tcPr>
+          <w:p>
+            <w:r>
+              <w:rPr>
+                <w:color w:val="000000"/>
+                <w:sz w:val="20"/>
+              </w:rPr>
+              <w:t>Registro, inicio de sesión, edición de perfil, agendar cita (validando horario, día y disponibilidad del médico), consultar citas (pendientes e historial) y cancelarlas.</w:t>
+            </w:r>
+          </w:p>
+        </w:tc>
+      </w:tr>
+      <w:tr>
+        <w:tc>
+          <w:tcPr>
+            <w:tcW w:type="dxa" w:w="4703"/>
+          </w:tcPr>
+          <w:p>
+            <w:r>
+              <w:rPr>
+                <w:color w:val="000000"/>
+                <w:sz w:val="20"/>
+              </w:rPr>
+              <w:t>Administrador</w:t>
+            </w:r>
+          </w:p>
+        </w:tc>
+        <w:tc>
+          <w:tcPr>
+            <w:tcW w:type="dxa" w:w="4703"/>
+          </w:tcPr>
+          <w:p>
+            <w:r>
+              <w:rPr>
+                <w:color w:val="000000"/>
+                <w:sz w:val="20"/>
+              </w:rPr>
+              <w:t>Dashboard con métricas en tiempo real, CRUD de médicos, CRUD de especialidades, gestión y cancelación de cualquier cita, administración de pacientes (desactivación de cuentas).</w:t>
+            </w:r>
+          </w:p>
+        </w:tc>
+      </w:tr>
+    </w:tbl>
+    <w:p>
+      <w:pPr>
+        <w:spacing w:after="200"/>
+      </w:pPr>
+    </w:p>
+    <w:p>
+      <w:pPr>
+        <w:pStyle w:val="Heading2"/>
+      </w:pPr>
+      <w:r>
+        <w:rPr>
+          <w:color w:val="000000"/>
+        </w:rPr>
+        <w:t>2.4 Stack tecnológico completo del proyecto</w:t>
+      </w:r>
+    </w:p>
+    <w:tbl>
+      <w:tblPr>
+        <w:tblStyle w:val="TableGrid"/>
+        <w:tblW w:type="auto" w:w="0"/>
+        <w:tblLook w:firstColumn="1" w:firstRow="1" w:lastColumn="0" w:lastRow="0" w:noHBand="0" w:noVBand="1" w:val="04A0"/>
+      </w:tblPr>
+      <w:tblGrid>
+        <w:gridCol w:w="4703"/>
+        <w:gridCol w:w="4703"/>
+      </w:tblGrid>
+      <w:tr>
+        <w:tc>
+          <w:tcPr>
+            <w:tcW w:type="dxa" w:w="4703"/>
+            <w:shd w:val="clear" w:color="auto" w:fill="D9D9D9"/>
+          </w:tcPr>
+          <w:p>
+            <w:r>
+              <w:rPr>
+                <w:b/>
+                <w:color w:val="000000"/>
+                <w:sz w:val="20"/>
+              </w:rPr>
+              <w:t>Capa</w:t>
+            </w:r>
+          </w:p>
+        </w:tc>
+        <w:tc>
+          <w:tcPr>
+            <w:tcW w:type="dxa" w:w="4703"/>
+            <w:shd w:val="clear" w:color="auto" w:fill="D9D9D9"/>
+          </w:tcPr>
+          <w:p>
+            <w:r>
+              <w:rPr>
+                <w:b/>
+                <w:color w:val="000000"/>
+                <w:sz w:val="20"/>
+              </w:rPr>
+              <w:t>Tecnología</w:t>
+            </w:r>
+          </w:p>
+        </w:tc>
+      </w:tr>
+      <w:tr>
+        <w:tc>
+          <w:tcPr>
+            <w:tcW w:type="dxa" w:w="4703"/>
+          </w:tcPr>
+          <w:p>
+            <w:r>
+              <w:rPr>
+                <w:color w:val="000000"/>
+                <w:sz w:val="20"/>
+              </w:rPr>
+              <w:t>Frontend</w:t>
+            </w:r>
+          </w:p>
+        </w:tc>
+        <w:tc>
+          <w:tcPr>
+            <w:tcW w:type="dxa" w:w="4703"/>
+          </w:tcPr>
+          <w:p>
+            <w:r>
+              <w:rPr>
+                <w:color w:val="000000"/>
+                <w:sz w:val="20"/>
+              </w:rPr>
+              <w:t>React 18, Vite, TailwindCSS, Axios, React Router, Vitest, React Testing Library</w:t>
+            </w:r>
+          </w:p>
+        </w:tc>
+      </w:tr>
+      <w:tr>
+        <w:tc>
+          <w:tcPr>
+            <w:tcW w:type="dxa" w:w="4703"/>
+          </w:tcPr>
+          <w:p>
+            <w:r>
+              <w:rPr>
+                <w:color w:val="000000"/>
+                <w:sz w:val="20"/>
+              </w:rPr>
+              <w:t>Backend</w:t>
+            </w:r>
+          </w:p>
+        </w:tc>
+        <w:tc>
+          <w:tcPr>
+            <w:tcW w:type="dxa" w:w="4703"/>
+          </w:tcPr>
+          <w:p>
+            <w:r>
+              <w:rPr>
+                <w:color w:val="000000"/>
+                <w:sz w:val="20"/>
+              </w:rPr>
+              <w:t>Python 3.11, FastAPI, SQLAlchemy 2, Pydantic v2, python-jose (JWT), passlib (bcrypt), Alembic, Pytest</w:t>
+            </w:r>
+          </w:p>
+        </w:tc>
+      </w:tr>
+      <w:tr>
+        <w:tc>
+          <w:tcPr>
+            <w:tcW w:type="dxa" w:w="4703"/>
+          </w:tcPr>
+          <w:p>
+            <w:r>
+              <w:rPr>
+                <w:color w:val="000000"/>
+                <w:sz w:val="20"/>
+              </w:rPr>
+              <w:t>Base de datos</w:t>
+            </w:r>
+          </w:p>
+        </w:tc>
+        <w:tc>
+          <w:tcPr>
+            <w:tcW w:type="dxa" w:w="4703"/>
+          </w:tcPr>
+          <w:p>
+            <w:r>
+              <w:rPr>
+                <w:color w:val="000000"/>
+                <w:sz w:val="20"/>
+              </w:rPr>
+              <w:t>PostgreSQL 15, normalizada hasta 3FN</w:t>
+            </w:r>
+          </w:p>
+        </w:tc>
+      </w:tr>
+      <w:tr>
+        <w:tc>
+          <w:tcPr>
+            <w:tcW w:type="dxa" w:w="4703"/>
+          </w:tcPr>
+          <w:p>
+            <w:r>
+              <w:rPr>
+                <w:color w:val="000000"/>
+                <w:sz w:val="20"/>
+              </w:rPr>
+              <w:t>DevOps</w:t>
+            </w:r>
+          </w:p>
+        </w:tc>
+        <w:tc>
+          <w:tcPr>
+            <w:tcW w:type="dxa" w:w="4703"/>
+          </w:tcPr>
+          <w:p>
+            <w:r>
+              <w:rPr>
+                <w:color w:val="000000"/>
+                <w:sz w:val="20"/>
+              </w:rPr>
+              <w:t>Docker, Docker Compose, Nginx (reverse proxy + SPA), Git, GitHub</w:t>
+            </w:r>
+          </w:p>
+        </w:tc>
+      </w:tr>
+    </w:tbl>
+    <w:p>
+      <w:pPr>
+        <w:spacing w:after="200"/>
+      </w:pPr>
+    </w:p>
+    <w:p>
+      <w:pPr>
+        <w:spacing w:after="160"/>
+      </w:pPr>
+      <w:r>
+        <w:rPr>
+          <w:b w:val="0"/>
+          <w:i w:val="0"/>
+          <w:color w:val="000000"/>
+          <w:sz w:val="22"/>
+        </w:rPr>
+        <w:t>Este documento se enfoca específicamente en uno de esos componentes; los otros dos se documentan, con el mismo nivel de detalle, en los otros dos documentos de esta misma entrega.</w:t>
+      </w:r>
+    </w:p>
+    <w:p>
+      <w:pPr>
+        <w:pStyle w:val="Heading2"/>
+      </w:pPr>
+      <w:r>
+        <w:rPr>
+          <w:color w:val="000000"/>
+        </w:rPr>
+        <w:t>2.5 Arquitectura general (resumen)</w:t>
+      </w:r>
+    </w:p>
+    <w:p>
+      <w:pPr>
+        <w:spacing w:after="160"/>
+      </w:pPr>
+      <w:r>
+        <w:rPr>
+          <w:b w:val="0"/>
+          <w:i w:val="0"/>
+          <w:color w:val="000000"/>
+          <w:sz w:val="22"/>
+        </w:rPr>
+        <w:t xml:space="preserve">El sistema se despliega como tres contenedores independientes que se comunican entre sí: el navegador habla únicamente con el contenedor </w:t>
+      </w:r>
+      <w:r>
+        <w:rPr>
+          <w:b/>
+          <w:i w:val="0"/>
+          <w:color w:val="000000"/>
+          <w:sz w:val="22"/>
+        </w:rPr>
+        <w:t>frontend</w:t>
+      </w:r>
+      <w:r>
+        <w:rPr>
+          <w:b w:val="0"/>
+          <w:i w:val="0"/>
+          <w:color w:val="000000"/>
+          <w:sz w:val="22"/>
+        </w:rPr>
+        <w:t xml:space="preserve"> (Nginx), que sirve la interfaz web y reenvía las llamadas a la API hacia el contenedor </w:t>
+      </w:r>
+      <w:r>
+        <w:rPr>
+          <w:b/>
+          <w:i w:val="0"/>
+          <w:color w:val="000000"/>
+          <w:sz w:val="22"/>
+        </w:rPr>
+        <w:t>backend</w:t>
+      </w:r>
+      <w:r>
+        <w:rPr>
+          <w:b w:val="0"/>
+          <w:i w:val="0"/>
+          <w:color w:val="000000"/>
+          <w:sz w:val="22"/>
+        </w:rPr>
+        <w:t xml:space="preserve"> (FastAPI/Uvicorn), el cual a su vez consulta al contenedor </w:t>
+      </w:r>
+      <w:r>
+        <w:rPr>
+          <w:b/>
+          <w:i w:val="0"/>
+          <w:color w:val="000000"/>
+          <w:sz w:val="22"/>
+        </w:rPr>
+        <w:t>db</w:t>
+      </w:r>
+      <w:r>
+        <w:rPr>
+          <w:b w:val="0"/>
+          <w:i w:val="0"/>
+          <w:color w:val="000000"/>
+          <w:sz w:val="22"/>
+        </w:rPr>
+        <w:t xml:space="preserve"> (PostgreSQL). El backend sigue </w:t>
+      </w:r>
+      <w:r>
+        <w:rPr>
+          <w:b/>
+          <w:i w:val="0"/>
+          <w:color w:val="000000"/>
+          <w:sz w:val="22"/>
+        </w:rPr>
+        <w:t>Clean Architecture</w:t>
+      </w:r>
+      <w:r>
+        <w:rPr>
+          <w:b w:val="0"/>
+          <w:i w:val="0"/>
+          <w:color w:val="000000"/>
+          <w:sz w:val="22"/>
+        </w:rPr>
+        <w:t>: los controladores (routers) nunca acceden a la base de datos directamente, sino a través de una capa de servicios (reglas de negocio) y una capa de repositorios (acceso a datos), separación que se explica en detalle en la documentación técnica del repositorio (docs/ARQUITECTURA.md).</w:t>
+      </w:r>
+    </w:p>
+    <w:p>
+      <w:pPr>
+        <w:pStyle w:val="Heading2"/>
+      </w:pPr>
+      <w:r>
+        <w:rPr>
+          <w:color w:val="000000"/>
+        </w:rPr>
+        <w:t>2.6 Repositorio del proyecto</w:t>
+      </w:r>
+    </w:p>
+    <w:p>
+      <w:pPr>
+        <w:spacing w:after="160"/>
+      </w:pPr>
+      <w:r>
+        <w:rPr>
+          <w:b w:val="0"/>
+          <w:i w:val="0"/>
+          <w:color w:val="000000"/>
+          <w:sz w:val="22"/>
+        </w:rPr>
+        <w:t>El código fuente completo, con su historial de commits, está publicado y es públicamente accesible en:</w:t>
+      </w:r>
+    </w:p>
+    <w:tbl>
+      <w:tblPr>
+        <w:tblStyle w:val="TableGrid"/>
+        <w:tblW w:type="auto" w:w="0"/>
+        <w:tblLook w:firstColumn="1" w:firstRow="1" w:lastColumn="0" w:lastRow="0" w:noHBand="0" w:noVBand="1" w:val="04A0"/>
+      </w:tblPr>
+      <w:tblGrid>
+        <w:gridCol w:w="9406"/>
+      </w:tblGrid>
+      <w:tr>
+        <w:tc>
+          <w:tcPr>
+            <w:tcW w:type="dxa" w:w="9406"/>
+            <w:shd w:val="clear" w:color="auto" w:fill="F2F2F2"/>
+          </w:tcPr>
+          <w:p>
+            <w:pPr>
+              <w:spacing w:after="0"/>
+            </w:pPr>
+            <w:r>
+              <w:rPr>
+                <w:rFonts w:ascii="Consolas" w:hAnsi="Consolas"/>
+                <w:color w:val="000000"/>
+                <w:sz w:val="17"/>
+              </w:rPr>
+              <w:t>https://github.com/davidcamilo2005/saludya-hospital-portal</w:t>
+            </w:r>
+          </w:p>
+        </w:tc>
+      </w:tr>
+    </w:tbl>
+    <w:p>
+      <w:pPr>
+        <w:spacing w:after="120"/>
+      </w:pPr>
+    </w:p>
+    <w:p>
+      <w:pPr>
+        <w:pStyle w:val="Heading1"/>
+      </w:pPr>
+      <w:r>
+        <w:rPr>
+          <w:color w:val="000000"/>
+        </w:rPr>
+        <w:t>3. Descripción del software: ¿qué es Pytest?</w:t>
       </w:r>
     </w:p>
     <w:p>
@@ -491,7 +1061,7 @@
         <w:rPr>
           <w:color w:val="000000"/>
         </w:rPr>
-        <w:t>2.1 El backend probado: FastAPI, SQLAlchemy y arquitectura del sistema</w:t>
+        <w:t>3.1 El backend probado: FastAPI, SQLAlchemy y arquitectura del sistema</w:t>
       </w:r>
     </w:p>
     <w:p>
@@ -847,7 +1417,7 @@
         <w:rPr>
           <w:color w:val="000000"/>
         </w:rPr>
-        <w:t>2.2 Herramientas complementarias usadas junto con Pytest</w:t>
+        <w:t>3.2 Herramientas complementarias usadas junto con Pytest</w:t>
       </w:r>
     </w:p>
     <w:tbl>
@@ -1057,7 +1627,7 @@
         <w:rPr>
           <w:color w:val="000000"/>
         </w:rPr>
-        <w:t>2.3 Por qué se eligió Pytest</w:t>
+        <w:t>3.3 Por qué se eligió Pytest</w:t>
       </w:r>
     </w:p>
     <w:p>
@@ -1137,7 +1707,7 @@
         <w:rPr>
           <w:color w:val="000000"/>
         </w:rPr>
-        <w:t>3. Rol de Pytest dentro del proyecto SaludYa</w:t>
+        <w:t>4. Rol de Pytest dentro del proyecto SaludYa</w:t>
       </w:r>
     </w:p>
     <w:p>
@@ -1180,7 +1750,7 @@
         <w:rPr>
           <w:color w:val="000000"/>
         </w:rPr>
-        <w:t>4. Entorno de trabajo</w:t>
+        <w:t>5. Entorno de trabajo</w:t>
       </w:r>
     </w:p>
     <w:p>
@@ -1316,7 +1886,7 @@
           <w:color w:val="000000"/>
           <w:sz w:val="22"/>
         </w:rPr>
-        <w:t xml:space="preserve"> (ver sección 6.1). Docker entra en juego después, para levantar el sistema completo con PostgreSQL de verdad (documentado en el tercer documento de esta entrega). Docker no estaba disponible en todos los entornos usados durante el desarrollo de este proyecto, una de las razones por las que se subió a GitHub: para poder probarlo también en un computador con Docker Desktop instalado.</w:t>
+        <w:t xml:space="preserve"> (ver sección 7.1). Docker entra en juego después, para levantar el sistema completo con PostgreSQL de verdad (documentado en el tercer documento de esta entrega). Docker no estaba disponible en todos los entornos usados durante el desarrollo de este proyecto, una de las razones por las que se subió a GitHub: para poder probarlo también en un computador con Docker Desktop instalado.</w:t>
       </w:r>
     </w:p>
     <w:p>
@@ -1327,7 +1897,7 @@
         <w:rPr>
           <w:color w:val="000000"/>
         </w:rPr>
-        <w:t>5. Instalación y configuración, paso a paso</w:t>
+        <w:t>6. Instalación y configuración, paso a paso</w:t>
       </w:r>
     </w:p>
     <w:p>
@@ -1504,7 +2074,7 @@
         <w:rPr>
           <w:color w:val="000000"/>
         </w:rPr>
-        <w:t>5.1 Configuración de Pytest (backend/pytest.ini)</w:t>
+        <w:t>6.1 Configuración de Pytest (backend/pytest.ini)</w:t>
       </w:r>
     </w:p>
     <w:tbl>
@@ -1679,7 +2249,7 @@
         <w:rPr>
           <w:color w:val="000000"/>
         </w:rPr>
-        <w:t>6. Dónde se practica este tema dentro del proyecto</w:t>
+        <w:t>7. Dónde se practica este tema dentro del proyecto</w:t>
       </w:r>
     </w:p>
     <w:p>
@@ -2027,7 +2597,7 @@
         <w:rPr>
           <w:color w:val="000000"/>
         </w:rPr>
-        <w:t>6.1 Estrategia de aislamiento: ¿por qué SQLite y no PostgreSQL?</w:t>
+        <w:t>7.1 Estrategia de aislamiento: ¿por qué SQLite y no PostgreSQL?</w:t>
       </w:r>
     </w:p>
     <w:p>
@@ -2100,7 +2670,7 @@
           <w:color w:val="000000"/>
           <w:sz w:val="22"/>
         </w:rPr>
-        <w:t xml:space="preserve"> prueba marcada como xfail (fallo esperado, ver sección 9).</w:t>
+        <w:t xml:space="preserve"> prueba marcada como xfail (fallo esperado, ver sección 10).</w:t>
       </w:r>
     </w:p>
     <w:p>
@@ -2111,7 +2681,7 @@
         <w:rPr>
           <w:color w:val="000000"/>
         </w:rPr>
-        <w:t>7. Guía paso a paso: ejecución de las pruebas</w:t>
+        <w:t>8. Guía paso a paso: ejecución de las pruebas</w:t>
       </w:r>
     </w:p>
     <w:p>
@@ -2125,7 +2695,7 @@
           <w:color w:val="000000"/>
           <w:sz w:val="22"/>
         </w:rPr>
-        <w:t>Con el entorno virtual activo y las dependencias instaladas (sección 5), ejecutar: pytest</w:t>
+        <w:t>Con el entorno virtual activo y las dependencias instaladas (sección 6), ejecutar: pytest</w:t>
       </w:r>
     </w:p>
     <w:tbl>
@@ -2302,7 +2872,7 @@
         <w:rPr>
           <w:color w:val="000000"/>
         </w:rPr>
-        <w:t>8. Evidencia real de la ejecución (salida obtenida)</w:t>
+        <w:t>9. Evidencia real de la ejecución (salida obtenida)</w:t>
       </w:r>
     </w:p>
     <w:p>
@@ -2345,7 +2915,7 @@
         <w:rPr>
           <w:color w:val="000000"/>
         </w:rPr>
-        <w:t>8.1 Resultado de pytest -v (68 pruebas)</w:t>
+        <w:t>9.1 Resultado de pytest -v (68 pruebas)</w:t>
       </w:r>
     </w:p>
     <w:tbl>
@@ -3135,7 +3705,7 @@
         <w:rPr>
           <w:color w:val="000000"/>
         </w:rPr>
-        <w:t>8.2 Reporte de cobertura de código</w:t>
+        <w:t>9.2 Reporte de cobertura de código</w:t>
       </w:r>
     </w:p>
     <w:tbl>
@@ -3421,7 +3991,7 @@
         <w:rPr>
           <w:color w:val="000000"/>
         </w:rPr>
-        <w:t>9. Interpretación de resultados</w:t>
+        <w:t>10. Interpretación de resultados</w:t>
       </w:r>
     </w:p>
     <w:tbl>
@@ -3709,7 +4279,7 @@
         <w:rPr>
           <w:color w:val="000000"/>
         </w:rPr>
-        <w:t>10. Comandos de referencia utilizados</w:t>
+        <w:t>11. Comandos de referencia utilizados</w:t>
       </w:r>
     </w:p>
     <w:tbl>
@@ -3783,7 +4353,7 @@
         <w:rPr>
           <w:color w:val="000000"/>
         </w:rPr>
-        <w:t>11. Relación con el resto del proyecto</w:t>
+        <w:t>12. Relación con el resto del proyecto</w:t>
       </w:r>
     </w:p>
     <w:p>
@@ -3826,7 +4396,7 @@
         <w:rPr>
           <w:color w:val="000000"/>
         </w:rPr>
-        <w:t>12. Conclusiones</w:t>
+        <w:t>13. Conclusiones</w:t>
       </w:r>
     </w:p>
     <w:p>
@@ -3879,7 +4449,7 @@
         <w:rPr>
           <w:color w:val="000000"/>
         </w:rPr>
-        <w:t>13. Referencias</w:t>
+        <w:t>14. Referencias</w:t>
       </w:r>
     </w:p>
     <w:p>
